--- a/a7/packages/A7 Unit 3 - Exponents and Scientific Notation/Lesson Plans/A7 3.09  Lesson Plan.docx
+++ b/a7/packages/A7 Unit 3 - Exponents and Scientific Notation/Lesson Plans/A7 3.09  Lesson Plan.docx
@@ -1269,7 +1269,7 @@
           <w:color w:val="1A1A1A"/>
           <w:sz w:val="20"/>
         </w:rPr>
-        <w:t xml:space="preserve">  MA.8.NSO.1.5 (Unit 4) — adding, subtracting, multiplying and dividing in scientific notation; MA.8.NSO.1.6 — significant digits.</w:t>
+        <w:t xml:space="preserve">  MA.8.NSO.1.5 (Unit 4) — adding, subtracting, multiplying and dividing in scientific notation; MA.8.NSO.1.6 — real-world problems in scientific notation, whose clarification brings in significant digits.</w:t>
       </w:r>
     </w:p>
     <w:p>
@@ -4595,7 +4595,7 @@
                 <w:color w:val="1A1A1A"/>
                 <w:sz w:val="18"/>
               </w:rPr>
-              <w:t xml:space="preserve"> read as 10 [B1G-M 8.NSO.1.4 misconception: exponent read as the multiplier]; (D) the exponents were subtracted the wrong way, −5 − (−3) = −2 [8.NSO.1.3: quotient law, top minus bottom]</w:t>
+              <w:t xml:space="preserve"> read as 10 [B1G-M 8.NSO.1.4 misconception: comparing two numbers in scientific notation incorrectly]; (D) the exponents were subtracted the wrong way, −5 − (−3) = −2 [8.NSO.1.3: quotient law, top minus bottom]</w:t>
             </w:r>
           </w:p>
         </w:tc>
@@ -4839,7 +4839,7 @@
                 <w:color w:val="1A1A1A"/>
                 <w:sz w:val="18"/>
               </w:rPr>
-              <w:t xml:space="preserve"> — coefficients compared first, or −8 read as larger than −5 [B1G-M 8.NSO.1.4: order of magnitude first; integer ordering]</w:t>
+              <w:t xml:space="preserve"> — coefficients compared first, or −8 read as larger than −5 [8.NSO.1.4: compare the powers of 10 first, and −8 &lt; −5]</w:t>
             </w:r>
           </w:p>
         </w:tc>
@@ -4968,7 +4968,7 @@
                 <w:color w:val="1A1A1A"/>
                 <w:sz w:val="18"/>
               </w:rPr>
-              <w:t>−4,200,000 — the exponent's sign read as the number's sign [B1G-M 8.NSO.1.4 misconception: E notation]; 0.00000042 — point moved seven places</w:t>
+              <w:t>−4,200,000 — the exponent's sign read as the number's sign [B1G-M 8.NSO.1.4 misconception: confusing the exponent with the value of the number]; 0.00000042 — point moved seven places</w:t>
             </w:r>
           </w:p>
         </w:tc>

--- a/a7/packages/A7 Unit 3 - Exponents and Scientific Notation/Lesson Plans/A7 3.09  Lesson Plan.docx
+++ b/a7/packages/A7 Unit 3 - Exponents and Scientific Notation/Lesson Plans/A7 3.09  Lesson Plan.docx
@@ -5604,7 +5604,7 @@
           <w:color w:val="1A1A1A"/>
           <w:sz w:val="21"/>
         </w:rPr>
-        <w:t xml:space="preserve">  The six-question independent set is worked silently in class; whatever is not finished goes home. IXL, all skills required to a SmartScore of 67, due at the start of the next class: Convert between standard and scientific notation: small numbers — 85M; Compare small numbers — KDR; Also consider: Powers of ten with negative exponents — SKD.</w:t>
+        <w:t xml:space="preserve">  The six-question independent set is worked silently in class; whatever is not finished goes home. IXL, all skills required to a SmartScore of 67, due at the start of the next class: Convert between standard and scientific notation: small numbers — 85M; Compare small numbers — KDR; Powers of ten with negative exponents — SKD.</w:t>
       </w:r>
     </w:p>
     <w:sectPr>

--- a/a7/packages/A7 Unit 3 - Exponents and Scientific Notation/Lesson Plans/A7 3.09  Lesson Plan.docx
+++ b/a7/packages/A7 Unit 3 - Exponents and Scientific Notation/Lesson Plans/A7 3.09  Lesson Plan.docx
@@ -563,91 +563,134 @@
         </w:rPr>
       </w:r>
     </w:p>
+    <w:tbl>
+      <w:tblPr>
+        <w:tblLayout w:type="fixed"/>
+        <w:tblLook w:firstColumn="1" w:firstRow="1" w:lastColumn="0" w:lastRow="0" w:noHBand="0" w:noVBand="1" w:val="04A0"/>
+        <w:tblLayout w:type="fixed"/>
+        <w:tblW w:w="9360" w:type="dxa"/>
+      </w:tblPr>
+      <w:tblGrid>
+        <w:gridCol w:w="9360"/>
+      </w:tblGrid>
+      <w:tr>
+        <w:trPr>
+          <w:cantSplit/>
+        </w:trPr>
+        <w:tc>
+          <w:tcPr>
+            <w:tcW w:type="dxa" w:w="9360"/>
+            <w:tcBorders>
+              <w:top w:val="nil"/>
+              <w:left w:val="nil"/>
+              <w:bottom w:val="nil"/>
+              <w:right w:val="nil"/>
+            </w:tcBorders>
+            <w:tcMar>
+              <w:top w:w="0" w:type="dxa"/>
+              <w:left w:w="0" w:type="dxa"/>
+              <w:bottom w:w="0" w:type="dxa"/>
+              <w:right w:w="0" w:type="dxa"/>
+            </w:tcMar>
+          </w:tcPr>
+          <w:p>
+            <w:pPr>
+              <w:keepNext/>
+              <w:spacing w:before="200" w:after="120"/>
+              <w:pBdr>
+                <w:bottom w:val="single" w:sz="8" w:space="2" w:color="1A1A1A"/>
+              </w:pBdr>
+            </w:pPr>
+            <w:r>
+              <w:rPr>
+                <w:b/>
+                <w:i w:val="0"/>
+                <w:color w:val="1A1A1A"/>
+                <w:sz w:val="24"/>
+              </w:rPr>
+              <w:t>2.  Standards</w:t>
+            </w:r>
+          </w:p>
+          <w:p>
+            <w:pPr>
+              <w:spacing w:before="40" w:after="80"/>
+            </w:pPr>
+            <w:r>
+              <w:rPr>
+                <w:b/>
+                <w:i w:val="0"/>
+                <w:color w:val="1A1A1A"/>
+                <w:sz w:val="21"/>
+              </w:rPr>
+              <w:t>MA.8.NSO.1.4</w:t>
+            </w:r>
+            <w:r>
+              <w:rPr>
+                <w:b w:val="0"/>
+                <w:i w:val="0"/>
+                <w:color w:val="1A1A1A"/>
+                <w:sz w:val="21"/>
+              </w:rPr>
+              <w:t xml:space="preserve">  Express numbers in scientific notation to represent and approximate very large or very small quantities. Determine how many times larger or smaller one number is compared to a second number.</w:t>
+            </w:r>
+          </w:p>
+          <w:p>
+            <w:pPr>
+              <w:spacing w:before="0" w:after="60"/>
+            </w:pPr>
+            <w:r>
+              <w:rPr>
+                <w:b/>
+                <w:i w:val="0"/>
+                <w:color w:val="1A1A1A"/>
+                <w:sz w:val="21"/>
+              </w:rPr>
+              <w:t>Must.</w:t>
+            </w:r>
+            <w:r>
+              <w:rPr>
+                <w:b w:val="0"/>
+                <w:i w:val="0"/>
+                <w:color w:val="1A1A1A"/>
+                <w:sz w:val="21"/>
+              </w:rPr>
+              <w:t xml:space="preserve">  Express very small quantities in scientific notation and read them back; determine how many times larger or smaller one number is than another.</w:t>
+            </w:r>
+          </w:p>
+          <w:p>
+            <w:pPr>
+              <w:spacing w:before="0" w:after="80"/>
+            </w:pPr>
+            <w:r>
+              <w:rPr>
+                <w:b/>
+                <w:i w:val="0"/>
+                <w:color w:val="1A1A1A"/>
+                <w:sz w:val="21"/>
+              </w:rPr>
+              <w:t>Must not.</w:t>
+            </w:r>
+            <w:r>
+              <w:rPr>
+                <w:b w:val="0"/>
+                <w:i w:val="0"/>
+                <w:color w:val="1A1A1A"/>
+                <w:sz w:val="21"/>
+              </w:rPr>
+              <w:t xml:space="preserve">  Coefficients are at least 1 and less than 10. A negative exponent never makes the value negative, and operations in scientific notation are Unit 4.</w:t>
+            </w:r>
+          </w:p>
+        </w:tc>
+      </w:tr>
+    </w:tbl>
     <w:p>
       <w:pPr>
-        <w:keepNext/>
-        <w:spacing w:before="200" w:after="120"/>
-        <w:pBdr>
-          <w:bottom w:val="single" w:sz="8" w:space="2" w:color="1A1A1A"/>
-        </w:pBdr>
+        <w:spacing w:after="0" w:before="0" w:line="20" w:lineRule="exact"/>
       </w:pPr>
       <w:r>
         <w:rPr>
-          <w:b/>
-          <w:i w:val="0"/>
-          <w:color w:val="1A1A1A"/>
-          <w:sz w:val="24"/>
+          <w:sz w:val="2"/>
         </w:rPr>
-        <w:t>2.  Standards</w:t>
-      </w:r>
-    </w:p>
-    <w:p>
-      <w:pPr>
-        <w:spacing w:before="40" w:after="80"/>
-      </w:pPr>
-      <w:r>
-        <w:rPr>
-          <w:b/>
-          <w:i w:val="0"/>
-          <w:color w:val="1A1A1A"/>
-          <w:sz w:val="21"/>
-        </w:rPr>
-        <w:t>MA.8.NSO.1.4</w:t>
-      </w:r>
-      <w:r>
-        <w:rPr>
-          <w:b w:val="0"/>
-          <w:i w:val="0"/>
-          <w:color w:val="1A1A1A"/>
-          <w:sz w:val="21"/>
-        </w:rPr>
-        <w:t xml:space="preserve">  Express numbers in scientific notation to represent and approximate very large or very small quantities. Determine how many times larger or smaller one number is compared to a second number.</w:t>
-      </w:r>
-    </w:p>
-    <w:p>
-      <w:pPr>
-        <w:spacing w:before="0" w:after="60"/>
-      </w:pPr>
-      <w:r>
-        <w:rPr>
-          <w:b/>
-          <w:i w:val="0"/>
-          <w:color w:val="1A1A1A"/>
-          <w:sz w:val="21"/>
-        </w:rPr>
-        <w:t>Must.</w:t>
-      </w:r>
-      <w:r>
-        <w:rPr>
-          <w:b w:val="0"/>
-          <w:i w:val="0"/>
-          <w:color w:val="1A1A1A"/>
-          <w:sz w:val="21"/>
-        </w:rPr>
-        <w:t xml:space="preserve">  Express very small quantities in scientific notation and read them back; determine how many times larger or smaller one number is than another.</w:t>
-      </w:r>
-    </w:p>
-    <w:p>
-      <w:pPr>
-        <w:spacing w:before="0" w:after="80"/>
-      </w:pPr>
-      <w:r>
-        <w:rPr>
-          <w:b/>
-          <w:i w:val="0"/>
-          <w:color w:val="1A1A1A"/>
-          <w:sz w:val="21"/>
-        </w:rPr>
-        <w:t>Must not.</w:t>
-      </w:r>
-      <w:r>
-        <w:rPr>
-          <w:b w:val="0"/>
-          <w:i w:val="0"/>
-          <w:color w:val="1A1A1A"/>
-          <w:sz w:val="21"/>
-        </w:rPr>
-        <w:t xml:space="preserve">  Coefficients are at least 1 and less than 10. A negative exponent never makes the value negative, and operations in scientific notation are Unit 4.</w:t>
       </w:r>
     </w:p>
     <w:p>
@@ -719,6 +762,7 @@
           </w:tcPr>
           <w:p>
             <w:pPr>
+              <w:keepNext/>
               <w:spacing w:after="0"/>
               <w:jc w:val="center"/>
             </w:pPr>
@@ -752,6 +796,7 @@
           </w:tcPr>
           <w:p>
             <w:pPr>
+              <w:keepNext/>
               <w:spacing w:after="0"/>
               <w:jc w:val="center"/>
             </w:pPr>
@@ -785,6 +830,7 @@
           </w:tcPr>
           <w:p>
             <w:pPr>
+              <w:keepNext/>
               <w:spacing w:after="0"/>
               <w:jc w:val="center"/>
             </w:pPr>
@@ -1124,152 +1170,195 @@
         </w:rPr>
       </w:r>
     </w:p>
+    <w:tbl>
+      <w:tblPr>
+        <w:tblLayout w:type="fixed"/>
+        <w:tblLook w:firstColumn="1" w:firstRow="1" w:lastColumn="0" w:lastRow="0" w:noHBand="0" w:noVBand="1" w:val="04A0"/>
+        <w:tblLayout w:type="fixed"/>
+        <w:tblW w:w="9360" w:type="dxa"/>
+      </w:tblPr>
+      <w:tblGrid>
+        <w:gridCol w:w="9360"/>
+      </w:tblGrid>
+      <w:tr>
+        <w:trPr>
+          <w:cantSplit/>
+        </w:trPr>
+        <w:tc>
+          <w:tcPr>
+            <w:tcW w:type="dxa" w:w="9360"/>
+            <w:tcBorders>
+              <w:top w:val="nil"/>
+              <w:left w:val="nil"/>
+              <w:bottom w:val="nil"/>
+              <w:right w:val="nil"/>
+            </w:tcBorders>
+            <w:tcMar>
+              <w:top w:w="0" w:type="dxa"/>
+              <w:left w:w="0" w:type="dxa"/>
+              <w:bottom w:w="0" w:type="dxa"/>
+              <w:right w:w="0" w:type="dxa"/>
+            </w:tcMar>
+          </w:tcPr>
+          <w:p>
+            <w:pPr>
+              <w:keepNext/>
+              <w:spacing w:before="200" w:after="120"/>
+              <w:pBdr>
+                <w:bottom w:val="single" w:sz="8" w:space="2" w:color="1A1A1A"/>
+              </w:pBdr>
+            </w:pPr>
+            <w:r>
+              <w:rPr>
+                <w:b/>
+                <w:i w:val="0"/>
+                <w:color w:val="1A1A1A"/>
+                <w:sz w:val="24"/>
+              </w:rPr>
+              <w:t>4.  Learning Target and Essential Question</w:t>
+            </w:r>
+          </w:p>
+          <w:p>
+            <w:pPr>
+              <w:spacing w:before="40" w:after="60"/>
+            </w:pPr>
+            <w:r>
+              <w:rPr>
+                <w:b/>
+                <w:i w:val="0"/>
+                <w:color w:val="1A1A1A"/>
+                <w:sz w:val="21"/>
+              </w:rPr>
+              <w:t>Learning target.</w:t>
+            </w:r>
+            <w:r>
+              <w:rPr>
+                <w:b w:val="0"/>
+                <w:i w:val="0"/>
+                <w:color w:val="1A1A1A"/>
+                <w:sz w:val="21"/>
+              </w:rPr>
+              <w:t xml:space="preserve">  I can write very small numbers in scientific notation, read them back, and find how many times larger or smaller one number is than another.</w:t>
+            </w:r>
+          </w:p>
+          <w:p>
+            <w:pPr>
+              <w:spacing w:before="0" w:after="60"/>
+            </w:pPr>
+            <w:r>
+              <w:rPr>
+                <w:b/>
+                <w:i w:val="0"/>
+                <w:color w:val="1A1A1A"/>
+                <w:sz w:val="21"/>
+              </w:rPr>
+              <w:t>Essential question.</w:t>
+            </w:r>
+            <w:r>
+              <w:rPr>
+                <w:b w:val="0"/>
+                <w:i w:val="0"/>
+                <w:color w:val="1A1A1A"/>
+                <w:sz w:val="21"/>
+              </w:rPr>
+              <w:t xml:space="preserve">  How does a negative power of 10 let us write a very small number, and compare it to another?</w:t>
+            </w:r>
+          </w:p>
+          <w:p>
+            <w:pPr>
+              <w:spacing w:before="0" w:after="40"/>
+            </w:pPr>
+            <w:r>
+              <w:rPr>
+                <w:b/>
+                <w:i w:val="0"/>
+                <w:color w:val="1A1A1A"/>
+                <w:sz w:val="20"/>
+              </w:rPr>
+              <w:t>Building on.</w:t>
+            </w:r>
+            <w:r>
+              <w:rPr>
+                <w:b w:val="0"/>
+                <w:i w:val="0"/>
+                <w:color w:val="1A1A1A"/>
+                <w:sz w:val="20"/>
+              </w:rPr>
+              <w:t xml:space="preserve">  3.04 — the negative exponent law, 10</w:t>
+            </w:r>
+            <w:r>
+              <w:rPr>
+                <w:b w:val="0"/>
+                <w:i w:val="0"/>
+                <w:color w:val="1A1A1A"/>
+                <w:sz w:val="20"/>
+                <w:vertAlign w:val="superscript"/>
+              </w:rPr>
+              <w:t>-n</w:t>
+            </w:r>
+            <w:r>
+              <w:rPr>
+                <w:b w:val="0"/>
+                <w:i w:val="0"/>
+                <w:color w:val="1A1A1A"/>
+                <w:sz w:val="20"/>
+              </w:rPr>
+              <w:t xml:space="preserve"> = 1/10</w:t>
+            </w:r>
+            <w:r>
+              <w:rPr>
+                <w:b w:val="0"/>
+                <w:i w:val="0"/>
+                <w:color w:val="1A1A1A"/>
+                <w:sz w:val="20"/>
+                <w:vertAlign w:val="superscript"/>
+              </w:rPr>
+              <w:t>n</w:t>
+            </w:r>
+            <w:r>
+              <w:rPr>
+                <w:b w:val="0"/>
+                <w:i w:val="0"/>
+                <w:color w:val="1A1A1A"/>
+                <w:sz w:val="20"/>
+              </w:rPr>
+              <w:t>; 3.08 — scientific notation for large numbers; Grade 5 — decimal place value to the thousandths.</w:t>
+            </w:r>
+          </w:p>
+          <w:p>
+            <w:pPr>
+              <w:spacing w:before="0" w:after="80"/>
+            </w:pPr>
+            <w:r>
+              <w:rPr>
+                <w:b/>
+                <w:i w:val="0"/>
+                <w:color w:val="1A1A1A"/>
+                <w:sz w:val="20"/>
+              </w:rPr>
+              <w:t>Working toward.</w:t>
+            </w:r>
+            <w:r>
+              <w:rPr>
+                <w:b w:val="0"/>
+                <w:i w:val="0"/>
+                <w:color w:val="1A1A1A"/>
+                <w:sz w:val="20"/>
+              </w:rPr>
+              <w:t xml:space="preserve">  MA.8.NSO.1.5 (Unit 4) — adding, subtracting, multiplying and dividing in scientific notation; MA.8.NSO.1.6 — real-world problems in scientific notation, whose clarification brings in significant digits.</w:t>
+            </w:r>
+          </w:p>
+        </w:tc>
+      </w:tr>
+    </w:tbl>
     <w:p>
       <w:pPr>
-        <w:keepNext/>
-        <w:spacing w:before="200" w:after="120"/>
-        <w:pBdr>
-          <w:bottom w:val="single" w:sz="8" w:space="2" w:color="1A1A1A"/>
-        </w:pBdr>
+        <w:spacing w:after="0" w:before="0" w:line="20" w:lineRule="exact"/>
       </w:pPr>
       <w:r>
         <w:rPr>
-          <w:b/>
-          <w:i w:val="0"/>
-          <w:color w:val="1A1A1A"/>
-          <w:sz w:val="24"/>
+          <w:sz w:val="2"/>
         </w:rPr>
-        <w:t>4.  Learning Target and Essential Question</w:t>
-      </w:r>
-    </w:p>
-    <w:p>
-      <w:pPr>
-        <w:spacing w:before="40" w:after="60"/>
-      </w:pPr>
-      <w:r>
-        <w:rPr>
-          <w:b/>
-          <w:i w:val="0"/>
-          <w:color w:val="1A1A1A"/>
-          <w:sz w:val="21"/>
-        </w:rPr>
-        <w:t>Learning target.</w:t>
-      </w:r>
-      <w:r>
-        <w:rPr>
-          <w:b w:val="0"/>
-          <w:i w:val="0"/>
-          <w:color w:val="1A1A1A"/>
-          <w:sz w:val="21"/>
-        </w:rPr>
-        <w:t xml:space="preserve">  I can write very small numbers in scientific notation, read them back, and find how many times larger or smaller one number is than another.</w:t>
-      </w:r>
-    </w:p>
-    <w:p>
-      <w:pPr>
-        <w:spacing w:before="0" w:after="60"/>
-      </w:pPr>
-      <w:r>
-        <w:rPr>
-          <w:b/>
-          <w:i w:val="0"/>
-          <w:color w:val="1A1A1A"/>
-          <w:sz w:val="21"/>
-        </w:rPr>
-        <w:t>Essential question.</w:t>
-      </w:r>
-      <w:r>
-        <w:rPr>
-          <w:b w:val="0"/>
-          <w:i w:val="0"/>
-          <w:color w:val="1A1A1A"/>
-          <w:sz w:val="21"/>
-        </w:rPr>
-        <w:t xml:space="preserve">  How does a negative power of 10 let us write a very small number, and compare it to another?</w:t>
-      </w:r>
-    </w:p>
-    <w:p>
-      <w:pPr>
-        <w:spacing w:before="0" w:after="40"/>
-      </w:pPr>
-      <w:r>
-        <w:rPr>
-          <w:b/>
-          <w:i w:val="0"/>
-          <w:color w:val="1A1A1A"/>
-          <w:sz w:val="20"/>
-        </w:rPr>
-        <w:t>Building on.</w:t>
-      </w:r>
-      <w:r>
-        <w:rPr>
-          <w:b w:val="0"/>
-          <w:i w:val="0"/>
-          <w:color w:val="1A1A1A"/>
-          <w:sz w:val="20"/>
-        </w:rPr>
-        <w:t xml:space="preserve">  3.04 — the negative exponent law, 10</w:t>
-      </w:r>
-      <w:r>
-        <w:rPr>
-          <w:b w:val="0"/>
-          <w:i w:val="0"/>
-          <w:color w:val="1A1A1A"/>
-          <w:sz w:val="20"/>
-          <w:vertAlign w:val="superscript"/>
-        </w:rPr>
-        <w:t>-n</w:t>
-      </w:r>
-      <w:r>
-        <w:rPr>
-          <w:b w:val="0"/>
-          <w:i w:val="0"/>
-          <w:color w:val="1A1A1A"/>
-          <w:sz w:val="20"/>
-        </w:rPr>
-        <w:t xml:space="preserve"> = 1/10</w:t>
-      </w:r>
-      <w:r>
-        <w:rPr>
-          <w:b w:val="0"/>
-          <w:i w:val="0"/>
-          <w:color w:val="1A1A1A"/>
-          <w:sz w:val="20"/>
-          <w:vertAlign w:val="superscript"/>
-        </w:rPr>
-        <w:t>n</w:t>
-      </w:r>
-      <w:r>
-        <w:rPr>
-          <w:b w:val="0"/>
-          <w:i w:val="0"/>
-          <w:color w:val="1A1A1A"/>
-          <w:sz w:val="20"/>
-        </w:rPr>
-        <w:t>; 3.08 — scientific notation for large numbers; Grade 5 — decimal place value to the thousandths.</w:t>
-      </w:r>
-    </w:p>
-    <w:p>
-      <w:pPr>
-        <w:spacing w:before="0" w:after="80"/>
-      </w:pPr>
-      <w:r>
-        <w:rPr>
-          <w:b/>
-          <w:i w:val="0"/>
-          <w:color w:val="1A1A1A"/>
-          <w:sz w:val="20"/>
-        </w:rPr>
-        <w:t>Working toward.</w:t>
-      </w:r>
-      <w:r>
-        <w:rPr>
-          <w:b w:val="0"/>
-          <w:i w:val="0"/>
-          <w:color w:val="1A1A1A"/>
-          <w:sz w:val="20"/>
-        </w:rPr>
-        <w:t xml:space="preserve">  MA.8.NSO.1.5 (Unit 4) — adding, subtracting, multiplying and dividing in scientific notation; MA.8.NSO.1.6 — real-world problems in scientific notation, whose clarification brings in significant digits.</w:t>
       </w:r>
     </w:p>
     <w:p>
@@ -1342,6 +1431,7 @@
           </w:tcPr>
           <w:p>
             <w:pPr>
+              <w:keepNext/>
               <w:spacing w:after="0"/>
               <w:jc w:val="center"/>
             </w:pPr>
@@ -1375,6 +1465,7 @@
           </w:tcPr>
           <w:p>
             <w:pPr>
+              <w:keepNext/>
               <w:spacing w:after="0"/>
               <w:jc w:val="center"/>
             </w:pPr>
@@ -1408,6 +1499,7 @@
           </w:tcPr>
           <w:p>
             <w:pPr>
+              <w:keepNext/>
               <w:spacing w:after="0"/>
               <w:jc w:val="center"/>
             </w:pPr>
@@ -1441,6 +1533,7 @@
           </w:tcPr>
           <w:p>
             <w:pPr>
+              <w:keepNext/>
               <w:spacing w:after="0"/>
               <w:jc w:val="center"/>
             </w:pPr>
@@ -2868,91 +2961,134 @@
         </w:rPr>
       </w:r>
     </w:p>
+    <w:tbl>
+      <w:tblPr>
+        <w:tblLayout w:type="fixed"/>
+        <w:tblLook w:firstColumn="1" w:firstRow="1" w:lastColumn="0" w:lastRow="0" w:noHBand="0" w:noVBand="1" w:val="04A0"/>
+        <w:tblLayout w:type="fixed"/>
+        <w:tblW w:w="9360" w:type="dxa"/>
+      </w:tblPr>
+      <w:tblGrid>
+        <w:gridCol w:w="9360"/>
+      </w:tblGrid>
+      <w:tr>
+        <w:trPr>
+          <w:cantSplit/>
+        </w:trPr>
+        <w:tc>
+          <w:tcPr>
+            <w:tcW w:type="dxa" w:w="9360"/>
+            <w:tcBorders>
+              <w:top w:val="nil"/>
+              <w:left w:val="nil"/>
+              <w:bottom w:val="nil"/>
+              <w:right w:val="nil"/>
+            </w:tcBorders>
+            <w:tcMar>
+              <w:top w:w="0" w:type="dxa"/>
+              <w:left w:w="0" w:type="dxa"/>
+              <w:bottom w:w="0" w:type="dxa"/>
+              <w:right w:w="0" w:type="dxa"/>
+            </w:tcMar>
+          </w:tcPr>
+          <w:p>
+            <w:pPr>
+              <w:keepNext/>
+              <w:spacing w:before="200" w:after="120"/>
+              <w:pBdr>
+                <w:bottom w:val="single" w:sz="8" w:space="2" w:color="1A1A1A"/>
+              </w:pBdr>
+            </w:pPr>
+            <w:r>
+              <w:rPr>
+                <w:b/>
+                <w:i w:val="0"/>
+                <w:color w:val="1A1A1A"/>
+                <w:sz w:val="24"/>
+              </w:rPr>
+              <w:t>6.  Gradual Release</w:t>
+            </w:r>
+          </w:p>
+          <w:p>
+            <w:pPr>
+              <w:spacing w:before="40" w:after="60"/>
+            </w:pPr>
+            <w:r>
+              <w:rPr>
+                <w:b/>
+                <w:i w:val="0"/>
+                <w:color w:val="1A1A1A"/>
+                <w:sz w:val="21"/>
+              </w:rPr>
+              <w:t>I do.</w:t>
+            </w:r>
+            <w:r>
+              <w:rPr>
+                <w:b w:val="0"/>
+                <w:i w:val="0"/>
+                <w:color w:val="1A1A1A"/>
+                <w:sz w:val="21"/>
+              </w:rPr>
+              <w:t xml:space="preserve">  The Notes slides and the worked half of each Example: the teacher writes, the class copies, and the OFF line is said out loud rather than printed.</w:t>
+            </w:r>
+          </w:p>
+          <w:p>
+            <w:pPr>
+              <w:spacing w:before="0" w:after="60"/>
+            </w:pPr>
+            <w:r>
+              <w:rPr>
+                <w:b/>
+                <w:i w:val="0"/>
+                <w:color w:val="1A1A1A"/>
+                <w:sz w:val="21"/>
+              </w:rPr>
+              <w:t>We do.</w:t>
+            </w:r>
+            <w:r>
+              <w:rPr>
+                <w:b w:val="0"/>
+                <w:i w:val="0"/>
+                <w:color w:val="1A1A1A"/>
+                <w:sz w:val="21"/>
+              </w:rPr>
+              <w:t xml:space="preserve">  Each Example's Your Turn: the same steps on the student's own numbers, revealed and named a minute later.</w:t>
+            </w:r>
+          </w:p>
+          <w:p>
+            <w:pPr>
+              <w:spacing w:before="0" w:after="80"/>
+            </w:pPr>
+            <w:r>
+              <w:rPr>
+                <w:b/>
+                <w:i w:val="0"/>
+                <w:color w:val="1A1A1A"/>
+                <w:sz w:val="21"/>
+              </w:rPr>
+              <w:t>You do.</w:t>
+            </w:r>
+            <w:r>
+              <w:rPr>
+                <w:b w:val="0"/>
+                <w:i w:val="0"/>
+                <w:color w:val="1A1A1A"/>
+                <w:sz w:val="21"/>
+              </w:rPr>
+              <w:t xml:space="preserve">  The nine-question whiteboard round (13 minutes) and then the six-question independent set, silent and written.</w:t>
+            </w:r>
+          </w:p>
+        </w:tc>
+      </w:tr>
+    </w:tbl>
     <w:p>
       <w:pPr>
-        <w:keepNext/>
-        <w:spacing w:before="200" w:after="120"/>
-        <w:pBdr>
-          <w:bottom w:val="single" w:sz="8" w:space="2" w:color="1A1A1A"/>
-        </w:pBdr>
+        <w:spacing w:after="0" w:before="0" w:line="20" w:lineRule="exact"/>
       </w:pPr>
       <w:r>
         <w:rPr>
-          <w:b/>
-          <w:i w:val="0"/>
-          <w:color w:val="1A1A1A"/>
-          <w:sz w:val="24"/>
+          <w:sz w:val="2"/>
         </w:rPr>
-        <w:t>6.  Gradual Release</w:t>
-      </w:r>
-    </w:p>
-    <w:p>
-      <w:pPr>
-        <w:spacing w:before="40" w:after="60"/>
-      </w:pPr>
-      <w:r>
-        <w:rPr>
-          <w:b/>
-          <w:i w:val="0"/>
-          <w:color w:val="1A1A1A"/>
-          <w:sz w:val="21"/>
-        </w:rPr>
-        <w:t>I do.</w:t>
-      </w:r>
-      <w:r>
-        <w:rPr>
-          <w:b w:val="0"/>
-          <w:i w:val="0"/>
-          <w:color w:val="1A1A1A"/>
-          <w:sz w:val="21"/>
-        </w:rPr>
-        <w:t xml:space="preserve">  The Notes slides and the worked half of each Example: the teacher writes, the class copies, and the OFF line is said out loud rather than printed.</w:t>
-      </w:r>
-    </w:p>
-    <w:p>
-      <w:pPr>
-        <w:spacing w:before="0" w:after="60"/>
-      </w:pPr>
-      <w:r>
-        <w:rPr>
-          <w:b/>
-          <w:i w:val="0"/>
-          <w:color w:val="1A1A1A"/>
-          <w:sz w:val="21"/>
-        </w:rPr>
-        <w:t>We do.</w:t>
-      </w:r>
-      <w:r>
-        <w:rPr>
-          <w:b w:val="0"/>
-          <w:i w:val="0"/>
-          <w:color w:val="1A1A1A"/>
-          <w:sz w:val="21"/>
-        </w:rPr>
-        <w:t xml:space="preserve">  Each Example's Your Turn: the same steps on the student's own numbers, revealed and named a minute later.</w:t>
-      </w:r>
-    </w:p>
-    <w:p>
-      <w:pPr>
-        <w:spacing w:before="0" w:after="80"/>
-      </w:pPr>
-      <w:r>
-        <w:rPr>
-          <w:b/>
-          <w:i w:val="0"/>
-          <w:color w:val="1A1A1A"/>
-          <w:sz w:val="21"/>
-        </w:rPr>
-        <w:t>You do.</w:t>
-      </w:r>
-      <w:r>
-        <w:rPr>
-          <w:b w:val="0"/>
-          <w:i w:val="0"/>
-          <w:color w:val="1A1A1A"/>
-          <w:sz w:val="21"/>
-        </w:rPr>
-        <w:t xml:space="preserve">  The nine-question whiteboard round (13 minutes) and then the six-question independent set, silent and written.</w:t>
       </w:r>
     </w:p>
     <w:p>
@@ -3008,6 +3144,7 @@
           </w:tcPr>
           <w:p>
             <w:pPr>
+              <w:keepNext/>
               <w:spacing w:after="0"/>
               <w:jc w:val="center"/>
             </w:pPr>
@@ -3041,6 +3178,7 @@
           </w:tcPr>
           <w:p>
             <w:pPr>
+              <w:keepNext/>
               <w:spacing w:after="0"/>
               <w:jc w:val="center"/>
             </w:pPr>
@@ -3395,6 +3533,7 @@
           </w:tcPr>
           <w:p>
             <w:pPr>
+              <w:keepNext/>
               <w:spacing w:after="0"/>
               <w:jc w:val="center"/>
             </w:pPr>
@@ -3428,6 +3567,7 @@
           </w:tcPr>
           <w:p>
             <w:pPr>
+              <w:keepNext/>
               <w:spacing w:after="0"/>
               <w:jc w:val="center"/>
             </w:pPr>
@@ -3461,6 +3601,7 @@
           </w:tcPr>
           <w:p>
             <w:pPr>
+              <w:keepNext/>
               <w:spacing w:after="0"/>
               <w:jc w:val="center"/>
             </w:pPr>
@@ -3494,6 +3635,7 @@
           </w:tcPr>
           <w:p>
             <w:pPr>
+              <w:keepNext/>
               <w:spacing w:after="0"/>
               <w:jc w:val="center"/>
             </w:pPr>
@@ -5250,361 +5392,447 @@
         <w:t xml:space="preserve">  When a board splits — no option holding about two-thirds of the room — sixty seconds of “convince the person next to you”, then re-vote, then reveal. The minute comes out of the whiteboard remainder.</w:t>
       </w:r>
     </w:p>
+    <w:tbl>
+      <w:tblPr>
+        <w:tblLayout w:type="fixed"/>
+        <w:tblLook w:firstColumn="1" w:firstRow="1" w:lastColumn="0" w:lastRow="0" w:noHBand="0" w:noVBand="1" w:val="04A0"/>
+        <w:tblLayout w:type="fixed"/>
+        <w:tblW w:w="9360" w:type="dxa"/>
+      </w:tblPr>
+      <w:tblGrid>
+        <w:gridCol w:w="9360"/>
+      </w:tblGrid>
+      <w:tr>
+        <w:trPr>
+          <w:cantSplit/>
+        </w:trPr>
+        <w:tc>
+          <w:tcPr>
+            <w:tcW w:type="dxa" w:w="9360"/>
+            <w:tcBorders>
+              <w:top w:val="nil"/>
+              <w:left w:val="nil"/>
+              <w:bottom w:val="nil"/>
+              <w:right w:val="nil"/>
+            </w:tcBorders>
+            <w:tcMar>
+              <w:top w:w="0" w:type="dxa"/>
+              <w:left w:w="0" w:type="dxa"/>
+              <w:bottom w:w="0" w:type="dxa"/>
+              <w:right w:w="0" w:type="dxa"/>
+            </w:tcMar>
+          </w:tcPr>
+          <w:p>
+            <w:pPr>
+              <w:keepNext/>
+              <w:spacing w:before="200" w:after="120"/>
+              <w:pBdr>
+                <w:bottom w:val="single" w:sz="8" w:space="2" w:color="1A1A1A"/>
+              </w:pBdr>
+            </w:pPr>
+            <w:r>
+              <w:rPr>
+                <w:b/>
+                <w:i w:val="0"/>
+                <w:color w:val="1A1A1A"/>
+                <w:sz w:val="24"/>
+              </w:rPr>
+              <w:t>9.  Differentiation</w:t>
+            </w:r>
+          </w:p>
+          <w:p>
+            <w:pPr>
+              <w:spacing w:before="40" w:after="60"/>
+            </w:pPr>
+            <w:r>
+              <w:rPr>
+                <w:b/>
+                <w:i w:val="0"/>
+                <w:color w:val="1A1A1A"/>
+                <w:sz w:val="21"/>
+              </w:rPr>
+              <w:t>ESE / IEP.</w:t>
+            </w:r>
+            <w:r>
+              <w:rPr>
+                <w:b w:val="0"/>
+                <w:i w:val="0"/>
+                <w:color w:val="1A1A1A"/>
+                <w:sz w:val="21"/>
+              </w:rPr>
+              <w:t xml:space="preserve">  Give the decimal-place strip from Notes I — 10</w:t>
+            </w:r>
+            <w:r>
+              <w:rPr>
+                <w:b w:val="0"/>
+                <w:i w:val="0"/>
+                <w:color w:val="1A1A1A"/>
+                <w:sz w:val="21"/>
+                <w:vertAlign w:val="superscript"/>
+              </w:rPr>
+              <w:t>-1</w:t>
+            </w:r>
+            <w:r>
+              <w:rPr>
+                <w:b w:val="0"/>
+                <w:i w:val="0"/>
+                <w:color w:val="1A1A1A"/>
+                <w:sz w:val="21"/>
+              </w:rPr>
+              <w:t xml:space="preserve"> through 10</w:t>
+            </w:r>
+            <w:r>
+              <w:rPr>
+                <w:b w:val="0"/>
+                <w:i w:val="0"/>
+                <w:color w:val="1A1A1A"/>
+                <w:sz w:val="21"/>
+                <w:vertAlign w:val="superscript"/>
+              </w:rPr>
+              <w:t>-8</w:t>
+            </w:r>
+            <w:r>
+              <w:rPr>
+                <w:b w:val="0"/>
+                <w:i w:val="0"/>
+                <w:color w:val="1A1A1A"/>
+                <w:sz w:val="21"/>
+              </w:rPr>
+              <w:t xml:space="preserve"> with the places marked — and let the student walk the decimal point along it, one place per power, rather than counting zeros in their head.</w:t>
+            </w:r>
+          </w:p>
+          <w:p>
+            <w:pPr>
+              <w:spacing w:before="0" w:after="60"/>
+            </w:pPr>
+            <w:r>
+              <w:rPr>
+                <w:b/>
+                <w:i w:val="0"/>
+                <w:color w:val="1A1A1A"/>
+                <w:sz w:val="21"/>
+              </w:rPr>
+              <w:t>ELL.</w:t>
+            </w:r>
+            <w:r>
+              <w:rPr>
+                <w:b w:val="0"/>
+                <w:i w:val="0"/>
+                <w:color w:val="1A1A1A"/>
+                <w:sz w:val="21"/>
+              </w:rPr>
+              <w:t xml:space="preserve">  The comparison questions turn on two phrases, times larger and times smaller. Put both on the board over the same pair of numbers and read the question out loud twice before any board goes up.</w:t>
+            </w:r>
+          </w:p>
+          <w:p>
+            <w:pPr>
+              <w:spacing w:before="0" w:after="80"/>
+            </w:pPr>
+            <w:r>
+              <w:rPr>
+                <w:b/>
+                <w:i w:val="0"/>
+                <w:color w:val="1A1A1A"/>
+                <w:sz w:val="21"/>
+              </w:rPr>
+              <w:t>Enrichment.</w:t>
+            </w:r>
+            <w:r>
+              <w:rPr>
+                <w:b w:val="0"/>
+                <w:i w:val="0"/>
+                <w:color w:val="1A1A1A"/>
+                <w:sz w:val="21"/>
+              </w:rPr>
+              <w:t xml:space="preserve">  Ask how many times larger 5 × 10</w:t>
+            </w:r>
+            <w:r>
+              <w:rPr>
+                <w:b w:val="0"/>
+                <w:i w:val="0"/>
+                <w:color w:val="1A1A1A"/>
+                <w:sz w:val="21"/>
+                <w:vertAlign w:val="superscript"/>
+              </w:rPr>
+              <w:t>-2</w:t>
+            </w:r>
+            <w:r>
+              <w:rPr>
+                <w:b w:val="0"/>
+                <w:i w:val="0"/>
+                <w:color w:val="1A1A1A"/>
+                <w:sz w:val="21"/>
+              </w:rPr>
+              <w:t xml:space="preserve"> is than 2 × 10</w:t>
+            </w:r>
+            <w:r>
+              <w:rPr>
+                <w:b w:val="0"/>
+                <w:i w:val="0"/>
+                <w:color w:val="1A1A1A"/>
+                <w:sz w:val="21"/>
+                <w:vertAlign w:val="superscript"/>
+              </w:rPr>
+              <w:t>-6</w:t>
+            </w:r>
+            <w:r>
+              <w:rPr>
+                <w:b w:val="0"/>
+                <w:i w:val="0"/>
+                <w:color w:val="1A1A1A"/>
+                <w:sz w:val="21"/>
+              </w:rPr>
+              <w:t>, then for a number between 4 × 10</w:t>
+            </w:r>
+            <w:r>
+              <w:rPr>
+                <w:b w:val="0"/>
+                <w:i w:val="0"/>
+                <w:color w:val="1A1A1A"/>
+                <w:sz w:val="21"/>
+                <w:vertAlign w:val="superscript"/>
+              </w:rPr>
+              <w:t>-5</w:t>
+            </w:r>
+            <w:r>
+              <w:rPr>
+                <w:b w:val="0"/>
+                <w:i w:val="0"/>
+                <w:color w:val="1A1A1A"/>
+                <w:sz w:val="21"/>
+              </w:rPr>
+              <w:t xml:space="preserve"> and 5 × 10</w:t>
+            </w:r>
+            <w:r>
+              <w:rPr>
+                <w:b w:val="0"/>
+                <w:i w:val="0"/>
+                <w:color w:val="1A1A1A"/>
+                <w:sz w:val="21"/>
+                <w:vertAlign w:val="superscript"/>
+              </w:rPr>
+              <w:t>-5</w:t>
+            </w:r>
+            <w:r>
+              <w:rPr>
+                <w:b w:val="0"/>
+                <w:i w:val="0"/>
+                <w:color w:val="1A1A1A"/>
+                <w:sz w:val="21"/>
+              </w:rPr>
+              <w:t xml:space="preserve"> written in scientific notation.</w:t>
+            </w:r>
+          </w:p>
+        </w:tc>
+      </w:tr>
+    </w:tbl>
     <w:p>
       <w:pPr>
-        <w:keepNext/>
-        <w:spacing w:before="200" w:after="120"/>
-        <w:pBdr>
-          <w:bottom w:val="single" w:sz="8" w:space="2" w:color="1A1A1A"/>
-        </w:pBdr>
+        <w:spacing w:after="0" w:before="0" w:line="20" w:lineRule="exact"/>
       </w:pPr>
       <w:r>
         <w:rPr>
-          <w:b/>
-          <w:i w:val="0"/>
-          <w:color w:val="1A1A1A"/>
-          <w:sz w:val="24"/>
+          <w:sz w:val="2"/>
         </w:rPr>
-        <w:t>9.  Differentiation</w:t>
       </w:r>
     </w:p>
+    <w:tbl>
+      <w:tblPr>
+        <w:tblLayout w:type="fixed"/>
+        <w:tblLook w:firstColumn="1" w:firstRow="1" w:lastColumn="0" w:lastRow="0" w:noHBand="0" w:noVBand="1" w:val="04A0"/>
+        <w:tblLayout w:type="fixed"/>
+        <w:tblW w:w="9360" w:type="dxa"/>
+      </w:tblPr>
+      <w:tblGrid>
+        <w:gridCol w:w="9360"/>
+      </w:tblGrid>
+      <w:tr>
+        <w:trPr>
+          <w:cantSplit/>
+        </w:trPr>
+        <w:tc>
+          <w:tcPr>
+            <w:tcW w:type="dxa" w:w="9360"/>
+            <w:tcBorders>
+              <w:top w:val="nil"/>
+              <w:left w:val="nil"/>
+              <w:bottom w:val="nil"/>
+              <w:right w:val="nil"/>
+            </w:tcBorders>
+            <w:tcMar>
+              <w:top w:w="0" w:type="dxa"/>
+              <w:left w:w="0" w:type="dxa"/>
+              <w:bottom w:w="0" w:type="dxa"/>
+              <w:right w:w="0" w:type="dxa"/>
+            </w:tcMar>
+          </w:tcPr>
+          <w:p>
+            <w:pPr>
+              <w:keepNext/>
+              <w:spacing w:before="200" w:after="120"/>
+              <w:pBdr>
+                <w:bottom w:val="single" w:sz="8" w:space="2" w:color="1A1A1A"/>
+              </w:pBdr>
+            </w:pPr>
+            <w:r>
+              <w:rPr>
+                <w:b/>
+                <w:i w:val="0"/>
+                <w:color w:val="1A1A1A"/>
+                <w:sz w:val="24"/>
+              </w:rPr>
+              <w:t>10.  Closure, Vocabulary, Materials, Practice</w:t>
+            </w:r>
+          </w:p>
+          <w:p>
+            <w:pPr>
+              <w:spacing w:before="40" w:after="60"/>
+            </w:pPr>
+            <w:r>
+              <w:rPr>
+                <w:b/>
+                <w:i w:val="0"/>
+                <w:color w:val="1A1A1A"/>
+                <w:sz w:val="21"/>
+              </w:rPr>
+              <w:t>Closure.</w:t>
+            </w:r>
+            <w:r>
+              <w:rPr>
+                <w:b w:val="0"/>
+                <w:i w:val="0"/>
+                <w:color w:val="1A1A1A"/>
+                <w:sz w:val="21"/>
+              </w:rPr>
+              <w:t xml:space="preserve">  Board 9 is written work and it is the exit evidence: the student has to name B as the thicker line, give the factor 3, and write a thickness that falls between the two. Read the boards, not the papers.</w:t>
+            </w:r>
+          </w:p>
+          <w:p>
+            <w:pPr>
+              <w:spacing w:before="0" w:after="60"/>
+            </w:pPr>
+            <w:r>
+              <w:rPr>
+                <w:b/>
+                <w:i w:val="0"/>
+                <w:color w:val="1A1A1A"/>
+                <w:sz w:val="21"/>
+              </w:rPr>
+              <w:t>Vocabulary.</w:t>
+            </w:r>
+            <w:r>
+              <w:rPr>
+                <w:b w:val="0"/>
+                <w:i w:val="0"/>
+                <w:color w:val="1A1A1A"/>
+                <w:sz w:val="21"/>
+              </w:rPr>
+              <w:t xml:space="preserve">  </w:t>
+            </w:r>
+            <w:r>
+              <w:rPr>
+                <w:b/>
+                <w:i w:val="0"/>
+                <w:color w:val="0B5394"/>
+                <w:sz w:val="21"/>
+              </w:rPr>
+              <w:t>negative power of 10</w:t>
+            </w:r>
+            <w:r>
+              <w:rPr>
+                <w:b w:val="0"/>
+                <w:i w:val="0"/>
+                <w:color w:val="1A1A1A"/>
+                <w:sz w:val="21"/>
+              </w:rPr>
+              <w:t xml:space="preserve">; </w:t>
+            </w:r>
+            <w:r>
+              <w:rPr>
+                <w:b/>
+                <w:i w:val="0"/>
+                <w:color w:val="0B5394"/>
+                <w:sz w:val="21"/>
+              </w:rPr>
+              <w:t>scientific notation</w:t>
+            </w:r>
+          </w:p>
+          <w:p>
+            <w:pPr>
+              <w:spacing w:before="0" w:after="60"/>
+            </w:pPr>
+            <w:r>
+              <w:rPr>
+                <w:b/>
+                <w:i w:val="0"/>
+                <w:color w:val="1A1A1A"/>
+                <w:sz w:val="21"/>
+              </w:rPr>
+              <w:t>Materials.</w:t>
+            </w:r>
+            <w:r>
+              <w:rPr>
+                <w:b w:val="0"/>
+                <w:i w:val="0"/>
+                <w:color w:val="1A1A1A"/>
+                <w:sz w:val="21"/>
+              </w:rPr>
+              <w:t xml:space="preserve">  Whiteboards and markers. Calculators are allowed on everything; entering 4.2 × 10</w:t>
+            </w:r>
+            <w:r>
+              <w:rPr>
+                <w:b w:val="0"/>
+                <w:i w:val="0"/>
+                <w:color w:val="1A1A1A"/>
+                <w:sz w:val="21"/>
+                <w:vertAlign w:val="superscript"/>
+              </w:rPr>
+              <w:t>-6</w:t>
+            </w:r>
+            <w:r>
+              <w:rPr>
+                <w:b w:val="0"/>
+                <w:i w:val="0"/>
+                <w:color w:val="1A1A1A"/>
+                <w:sz w:val="21"/>
+              </w:rPr>
+              <w:t xml:space="preserve"> and reading the display back as 4.2E−6 is worth thirty seconds at whiteboard 8.</w:t>
+            </w:r>
+          </w:p>
+          <w:p>
+            <w:pPr>
+              <w:spacing w:before="0" w:after="80"/>
+            </w:pPr>
+            <w:r>
+              <w:rPr>
+                <w:b/>
+                <w:i w:val="0"/>
+                <w:color w:val="1A1A1A"/>
+                <w:sz w:val="21"/>
+              </w:rPr>
+              <w:t>Practice.</w:t>
+            </w:r>
+            <w:r>
+              <w:rPr>
+                <w:b w:val="0"/>
+                <w:i w:val="0"/>
+                <w:color w:val="1A1A1A"/>
+                <w:sz w:val="21"/>
+              </w:rPr>
+              <w:t xml:space="preserve">  The six-question independent set is worked silently in class; whatever is not finished goes home. IXL, all skills required to a SmartScore of 67, due at the start of the next class: Convert between standard and scientific notation: small numbers — 85M; Compare small numbers — KDR; Powers of ten with negative exponents — SKD.</w:t>
+            </w:r>
+          </w:p>
+        </w:tc>
+      </w:tr>
+    </w:tbl>
     <w:p>
       <w:pPr>
-        <w:spacing w:before="40" w:after="60"/>
+        <w:spacing w:after="0" w:before="0" w:line="20" w:lineRule="exact"/>
       </w:pPr>
       <w:r>
         <w:rPr>
-          <w:b/>
-          <w:i w:val="0"/>
-          <w:color w:val="1A1A1A"/>
-          <w:sz w:val="21"/>
+          <w:sz w:val="2"/>
         </w:rPr>
-        <w:t>ESE / IEP.</w:t>
-      </w:r>
-      <w:r>
-        <w:rPr>
-          <w:b w:val="0"/>
-          <w:i w:val="0"/>
-          <w:color w:val="1A1A1A"/>
-          <w:sz w:val="21"/>
-        </w:rPr>
-        <w:t xml:space="preserve">  Give the decimal-place strip from Notes I — 10</w:t>
-      </w:r>
-      <w:r>
-        <w:rPr>
-          <w:b w:val="0"/>
-          <w:i w:val="0"/>
-          <w:color w:val="1A1A1A"/>
-          <w:sz w:val="21"/>
-          <w:vertAlign w:val="superscript"/>
-        </w:rPr>
-        <w:t>-1</w:t>
-      </w:r>
-      <w:r>
-        <w:rPr>
-          <w:b w:val="0"/>
-          <w:i w:val="0"/>
-          <w:color w:val="1A1A1A"/>
-          <w:sz w:val="21"/>
-        </w:rPr>
-        <w:t xml:space="preserve"> through 10</w:t>
-      </w:r>
-      <w:r>
-        <w:rPr>
-          <w:b w:val="0"/>
-          <w:i w:val="0"/>
-          <w:color w:val="1A1A1A"/>
-          <w:sz w:val="21"/>
-          <w:vertAlign w:val="superscript"/>
-        </w:rPr>
-        <w:t>-8</w:t>
-      </w:r>
-      <w:r>
-        <w:rPr>
-          <w:b w:val="0"/>
-          <w:i w:val="0"/>
-          <w:color w:val="1A1A1A"/>
-          <w:sz w:val="21"/>
-        </w:rPr>
-        <w:t xml:space="preserve"> with the places marked — and let the student walk the decimal point along it, one place per power, rather than counting zeros in their head.</w:t>
-      </w:r>
-    </w:p>
-    <w:p>
-      <w:pPr>
-        <w:spacing w:before="0" w:after="60"/>
-      </w:pPr>
-      <w:r>
-        <w:rPr>
-          <w:b/>
-          <w:i w:val="0"/>
-          <w:color w:val="1A1A1A"/>
-          <w:sz w:val="21"/>
-        </w:rPr>
-        <w:t>ELL.</w:t>
-      </w:r>
-      <w:r>
-        <w:rPr>
-          <w:b w:val="0"/>
-          <w:i w:val="0"/>
-          <w:color w:val="1A1A1A"/>
-          <w:sz w:val="21"/>
-        </w:rPr>
-        <w:t xml:space="preserve">  The comparison questions turn on two phrases, times larger and times smaller. Put both on the board over the same pair of numbers and read the question out loud twice before any board goes up.</w:t>
-      </w:r>
-    </w:p>
-    <w:p>
-      <w:pPr>
-        <w:spacing w:before="0" w:after="80"/>
-      </w:pPr>
-      <w:r>
-        <w:rPr>
-          <w:b/>
-          <w:i w:val="0"/>
-          <w:color w:val="1A1A1A"/>
-          <w:sz w:val="21"/>
-        </w:rPr>
-        <w:t>Enrichment.</w:t>
-      </w:r>
-      <w:r>
-        <w:rPr>
-          <w:b w:val="0"/>
-          <w:i w:val="0"/>
-          <w:color w:val="1A1A1A"/>
-          <w:sz w:val="21"/>
-        </w:rPr>
-        <w:t xml:space="preserve">  Ask how many times larger 5 × 10</w:t>
-      </w:r>
-      <w:r>
-        <w:rPr>
-          <w:b w:val="0"/>
-          <w:i w:val="0"/>
-          <w:color w:val="1A1A1A"/>
-          <w:sz w:val="21"/>
-          <w:vertAlign w:val="superscript"/>
-        </w:rPr>
-        <w:t>-2</w:t>
-      </w:r>
-      <w:r>
-        <w:rPr>
-          <w:b w:val="0"/>
-          <w:i w:val="0"/>
-          <w:color w:val="1A1A1A"/>
-          <w:sz w:val="21"/>
-        </w:rPr>
-        <w:t xml:space="preserve"> is than 2 × 10</w:t>
-      </w:r>
-      <w:r>
-        <w:rPr>
-          <w:b w:val="0"/>
-          <w:i w:val="0"/>
-          <w:color w:val="1A1A1A"/>
-          <w:sz w:val="21"/>
-          <w:vertAlign w:val="superscript"/>
-        </w:rPr>
-        <w:t>-6</w:t>
-      </w:r>
-      <w:r>
-        <w:rPr>
-          <w:b w:val="0"/>
-          <w:i w:val="0"/>
-          <w:color w:val="1A1A1A"/>
-          <w:sz w:val="21"/>
-        </w:rPr>
-        <w:t>, then for a number between 4 × 10</w:t>
-      </w:r>
-      <w:r>
-        <w:rPr>
-          <w:b w:val="0"/>
-          <w:i w:val="0"/>
-          <w:color w:val="1A1A1A"/>
-          <w:sz w:val="21"/>
-          <w:vertAlign w:val="superscript"/>
-        </w:rPr>
-        <w:t>-5</w:t>
-      </w:r>
-      <w:r>
-        <w:rPr>
-          <w:b w:val="0"/>
-          <w:i w:val="0"/>
-          <w:color w:val="1A1A1A"/>
-          <w:sz w:val="21"/>
-        </w:rPr>
-        <w:t xml:space="preserve"> and 5 × 10</w:t>
-      </w:r>
-      <w:r>
-        <w:rPr>
-          <w:b w:val="0"/>
-          <w:i w:val="0"/>
-          <w:color w:val="1A1A1A"/>
-          <w:sz w:val="21"/>
-          <w:vertAlign w:val="superscript"/>
-        </w:rPr>
-        <w:t>-5</w:t>
-      </w:r>
-      <w:r>
-        <w:rPr>
-          <w:b w:val="0"/>
-          <w:i w:val="0"/>
-          <w:color w:val="1A1A1A"/>
-          <w:sz w:val="21"/>
-        </w:rPr>
-        <w:t xml:space="preserve"> written in scientific notation.</w:t>
-      </w:r>
-    </w:p>
-    <w:p>
-      <w:pPr>
-        <w:keepNext/>
-        <w:spacing w:before="200" w:after="120"/>
-        <w:pBdr>
-          <w:bottom w:val="single" w:sz="8" w:space="2" w:color="1A1A1A"/>
-        </w:pBdr>
-      </w:pPr>
-      <w:r>
-        <w:rPr>
-          <w:b/>
-          <w:i w:val="0"/>
-          <w:color w:val="1A1A1A"/>
-          <w:sz w:val="24"/>
-        </w:rPr>
-        <w:t>10.  Closure, Vocabulary, Materials, Practice</w:t>
-      </w:r>
-    </w:p>
-    <w:p>
-      <w:pPr>
-        <w:spacing w:before="40" w:after="60"/>
-      </w:pPr>
-      <w:r>
-        <w:rPr>
-          <w:b/>
-          <w:i w:val="0"/>
-          <w:color w:val="1A1A1A"/>
-          <w:sz w:val="21"/>
-        </w:rPr>
-        <w:t>Closure.</w:t>
-      </w:r>
-      <w:r>
-        <w:rPr>
-          <w:b w:val="0"/>
-          <w:i w:val="0"/>
-          <w:color w:val="1A1A1A"/>
-          <w:sz w:val="21"/>
-        </w:rPr>
-        <w:t xml:space="preserve">  Board 9 is written work and it is the exit evidence: the student has to name B as the thicker line, give the factor 3, and write a thickness that falls between the two. Read the boards, not the papers.</w:t>
-      </w:r>
-    </w:p>
-    <w:p>
-      <w:pPr>
-        <w:spacing w:before="0" w:after="60"/>
-      </w:pPr>
-      <w:r>
-        <w:rPr>
-          <w:b/>
-          <w:i w:val="0"/>
-          <w:color w:val="1A1A1A"/>
-          <w:sz w:val="21"/>
-        </w:rPr>
-        <w:t>Vocabulary.</w:t>
-      </w:r>
-      <w:r>
-        <w:rPr>
-          <w:b w:val="0"/>
-          <w:i w:val="0"/>
-          <w:color w:val="1A1A1A"/>
-          <w:sz w:val="21"/>
-        </w:rPr>
-        <w:t xml:space="preserve">  </w:t>
-      </w:r>
-      <w:r>
-        <w:rPr>
-          <w:b/>
-          <w:i w:val="0"/>
-          <w:color w:val="0B5394"/>
-          <w:sz w:val="21"/>
-        </w:rPr>
-        <w:t>negative power of 10</w:t>
-      </w:r>
-      <w:r>
-        <w:rPr>
-          <w:b w:val="0"/>
-          <w:i w:val="0"/>
-          <w:color w:val="1A1A1A"/>
-          <w:sz w:val="21"/>
-        </w:rPr>
-        <w:t xml:space="preserve">; </w:t>
-      </w:r>
-      <w:r>
-        <w:rPr>
-          <w:b/>
-          <w:i w:val="0"/>
-          <w:color w:val="0B5394"/>
-          <w:sz w:val="21"/>
-        </w:rPr>
-        <w:t>scientific notation</w:t>
-      </w:r>
-    </w:p>
-    <w:p>
-      <w:pPr>
-        <w:spacing w:before="0" w:after="60"/>
-      </w:pPr>
-      <w:r>
-        <w:rPr>
-          <w:b/>
-          <w:i w:val="0"/>
-          <w:color w:val="1A1A1A"/>
-          <w:sz w:val="21"/>
-        </w:rPr>
-        <w:t>Materials.</w:t>
-      </w:r>
-      <w:r>
-        <w:rPr>
-          <w:b w:val="0"/>
-          <w:i w:val="0"/>
-          <w:color w:val="1A1A1A"/>
-          <w:sz w:val="21"/>
-        </w:rPr>
-        <w:t xml:space="preserve">  Whiteboards and markers. Calculators are allowed on everything; entering 4.2 × 10</w:t>
-      </w:r>
-      <w:r>
-        <w:rPr>
-          <w:b w:val="0"/>
-          <w:i w:val="0"/>
-          <w:color w:val="1A1A1A"/>
-          <w:sz w:val="21"/>
-          <w:vertAlign w:val="superscript"/>
-        </w:rPr>
-        <w:t>-6</w:t>
-      </w:r>
-      <w:r>
-        <w:rPr>
-          <w:b w:val="0"/>
-          <w:i w:val="0"/>
-          <w:color w:val="1A1A1A"/>
-          <w:sz w:val="21"/>
-        </w:rPr>
-        <w:t xml:space="preserve"> and reading the display back as 4.2E−6 is worth thirty seconds at whiteboard 8.</w:t>
-      </w:r>
-    </w:p>
-    <w:p>
-      <w:pPr>
-        <w:spacing w:before="0" w:after="80"/>
-      </w:pPr>
-      <w:r>
-        <w:rPr>
-          <w:b/>
-          <w:i w:val="0"/>
-          <w:color w:val="1A1A1A"/>
-          <w:sz w:val="21"/>
-        </w:rPr>
-        <w:t>Practice.</w:t>
-      </w:r>
-      <w:r>
-        <w:rPr>
-          <w:b w:val="0"/>
-          <w:i w:val="0"/>
-          <w:color w:val="1A1A1A"/>
-          <w:sz w:val="21"/>
-        </w:rPr>
-        <w:t xml:space="preserve">  The six-question independent set is worked silently in class; whatever is not finished goes home. IXL, all skills required to a SmartScore of 67, due at the start of the next class: Convert between standard and scientific notation: small numbers — 85M; Compare small numbers — KDR; Powers of ten with negative exponents — SKD.</w:t>
       </w:r>
     </w:p>
     <w:sectPr>

--- a/a7/packages/A7 Unit 3 - Exponents and Scientific Notation/Lesson Plans/A7 3.09  Lesson Plan.docx
+++ b/a7/packages/A7 Unit 3 - Exponents and Scientific Notation/Lesson Plans/A7 3.09  Lesson Plan.docx
@@ -4443,7 +4443,7 @@
                 <w:color w:val="9E1B32"/>
                 <w:sz w:val="18"/>
               </w:rPr>
-              <w:t>A — 8.1 × 10</w:t>
+              <w:t>D — 8.1 × 10</w:t>
             </w:r>
             <w:r>
               <w:rPr>
@@ -4484,7 +4484,7 @@
                 <w:color w:val="1A1A1A"/>
                 <w:sz w:val="18"/>
               </w:rPr>
-              <w:t>(B) counted the three zeros instead of the four places [8.NSO.1.4: exponent = places moved]; (C) equal in value, but 81 is not less than 10 [B1G-M 8.NSO.1.4 misconception: coefficient outside 1 to 10]; (D) the sign was dropped: 8.1 × 10</w:t>
+              <w:t>(A) counted the three zeros instead of the four places [8.NSO.1.4: exponent = places moved]; (B) the sign was dropped: 8.1 × 10</w:t>
             </w:r>
             <w:r>
               <w:rPr>
@@ -4503,7 +4503,7 @@
                 <w:color w:val="1A1A1A"/>
                 <w:sz w:val="18"/>
               </w:rPr>
-              <w:t xml:space="preserve"> is 81,000 [8.NSO.1.4: numbers less than 1 need a negative exponent]</w:t>
+              <w:t xml:space="preserve"> is 81,000 [8.NSO.1.4: numbers less than 1 need a negative exponent]; (C) equal in value, but 81 is not less than 10 [B1G-M 8.NSO.1.4 misconception: coefficient outside 1 to 10]</w:t>
             </w:r>
           </w:p>
         </w:tc>
@@ -4718,7 +4718,7 @@
                 <w:color w:val="1A1A1A"/>
                 <w:sz w:val="18"/>
               </w:rPr>
-              <w:t>(B) coefficients only — the powers were ignored [8.NSO.1.4: both factors are compared]; (C) 10</w:t>
+              <w:t>(B) 10</w:t>
             </w:r>
             <w:r>
               <w:rPr>
@@ -4737,7 +4737,7 @@
                 <w:color w:val="1A1A1A"/>
                 <w:sz w:val="18"/>
               </w:rPr>
-              <w:t xml:space="preserve"> read as 10 [B1G-M 8.NSO.1.4 misconception: comparing two numbers in scientific notation incorrectly]; (D) the exponents were subtracted the wrong way, −5 − (−3) = −2 [8.NSO.1.3: quotient law, top minus bottom]</w:t>
+              <w:t xml:space="preserve"> read as 10 [B1G-M 8.NSO.1.4 misconception: comparing two numbers in scientific notation incorrectly]; (C) coefficients only — the powers were ignored [8.NSO.1.4: both factors are compared]; (D) the exponents were subtracted the wrong way, −5 − (−3) = −2 [8.NSO.1.3: quotient law, top minus bottom]</w:t>
             </w:r>
           </w:p>
         </w:tc>
